--- a/docs/Dynamic-ISF-7-Replication-2026-08-27.docx
+++ b/docs/Dynamic-ISF-7-Replication-2026-08-27.docx
@@ -7,7 +7,7 @@
         <w:pStyle w:val="Title"/>
       </w:pPr>
       <w:r>
-        <w:t xml:space="preserve">Observational insulin sensitivity sits below entered settings in every cohort tested</w:t>
+        <w:t xml:space="preserve">How far observational insulin sensitivity sits below entered settings depends on how it is measured</w:t>
       </w:r>
     </w:p>
     <w:p>
@@ -15,7 +15,7 @@
         <w:pStyle w:val="Subtitle"/>
       </w:pPr>
       <w:r>
-        <w:t xml:space="preserve">A replication across 1,679 people in six trials, and what it means for sensitivity derived from device data</w:t>
+        <w:t xml:space="preserve">Six trial cohorts, 1,679 people, and a gap that ranges from 0.30 to 1.12 according to construction</w:t>
       </w:r>
     </w:p>
     <w:p>
@@ -48,37 +48,37 @@
         <w:pStyle w:val="FirstParagraph"/>
       </w:pPr>
       <w:r>
-        <w:t xml:space="preserve">Sensitivity estimated from what glucose did after insulin was given comes out</w:t>
-      </w:r>
-      <w:r>
-        <w:t xml:space="preserve"> </w:t>
-      </w:r>
-      <w:r>
-        <w:t xml:space="preserve">below the sensitivity people have entered into their pumps. That was established</w:t>
-      </w:r>
-      <w:r>
-        <w:t xml:space="preserve"> </w:t>
-      </w:r>
-      <w:r>
-        <w:t xml:space="preserve">in 2026 on 138 users of open-source closed-loop systems, where the constant</w:t>
-      </w:r>
-      <w:r>
-        <w:t xml:space="preserve"> </w:t>
-      </w:r>
-      <w:r>
-        <w:t xml:space="preserve">anchored to measured sensitivity was 145 against 355 anchored to the profiles</w:t>
-      </w:r>
-      <w:r>
-        <w:t xml:space="preserve"> </w:t>
-      </w:r>
-      <w:r>
-        <w:t xml:space="preserve">people had tuned, a ratio of 0.41. The same work tested whether dosing to the</w:t>
-      </w:r>
-      <w:r>
-        <w:t xml:space="preserve"> </w:t>
-      </w:r>
-      <w:r>
-        <w:t xml:space="preserve">measured value would be safe and found it would not: people dosing well weaker</w:t>
+        <w:t xml:space="preserve">Sensitivity estimated from what glucose did after insulin was given generally comes</w:t>
+      </w:r>
+      <w:r>
+        <w:t xml:space="preserve"> </w:t>
+      </w:r>
+      <w:r>
+        <w:t xml:space="preserve">out below the sensitivity people have entered into their pumps. That was</w:t>
+      </w:r>
+      <w:r>
+        <w:t xml:space="preserve"> </w:t>
+      </w:r>
+      <w:r>
+        <w:t xml:space="preserve">established in 2026 on 138 users of open-source closed-loop systems, where the</w:t>
+      </w:r>
+      <w:r>
+        <w:t xml:space="preserve"> </w:t>
+      </w:r>
+      <w:r>
+        <w:t xml:space="preserve">constant anchored to measured sensitivity was 145 against 355 anchored to the</w:t>
+      </w:r>
+      <w:r>
+        <w:t xml:space="preserve"> </w:t>
+      </w:r>
+      <w:r>
+        <w:t xml:space="preserve">profiles people had tuned, a ratio of 0.41. The same work tested whether dosing to</w:t>
+      </w:r>
+      <w:r>
+        <w:t xml:space="preserve"> </w:t>
+      </w:r>
+      <w:r>
+        <w:t xml:space="preserve">the measured value would be safe and found it would not: people dosing well weaker</w:t>
       </w:r>
       <w:r>
         <w:t xml:space="preserve"> </w:t>
@@ -98,43 +98,63 @@
         <w:pStyle w:val="BodyText"/>
       </w:pPr>
       <w:r>
-        <w:t xml:space="preserve">This paper asks whether that result was a property of those 138 people, of the</w:t>
-      </w:r>
-      <w:r>
-        <w:t xml:space="preserve"> </w:t>
-      </w:r>
-      <w:r>
-        <w:t xml:space="preserve">open-source systems they used, or of the way insulin on board was obtained. It was</w:t>
-      </w:r>
-      <w:r>
-        <w:t xml:space="preserve"> </w:t>
-      </w:r>
-      <w:r>
-        <w:t xml:space="preserve">none of them. Across 1,679 people in six trial cohorts, using four different</w:t>
-      </w:r>
-      <w:r>
-        <w:t xml:space="preserve"> </w:t>
-      </w:r>
-      <w:r>
-        <w:t xml:space="preserve">constructions of the estimator and insulin on board reconstructed from delivery</w:t>
-      </w:r>
-      <w:r>
-        <w:t xml:space="preserve"> </w:t>
-      </w:r>
-      <w:r>
-        <w:t xml:space="preserve">records rather than reported by the loop, the ratio of measured to entered</w:t>
-      </w:r>
-      <w:r>
-        <w:t xml:space="preserve"> </w:t>
-      </w:r>
-      <w:r>
-        <w:t xml:space="preserve">sensitivity runs from 0.30 to 0.92 with a median of 0.58. In fifteen estimates it</w:t>
-      </w:r>
-      <w:r>
-        <w:t xml:space="preserve"> </w:t>
-      </w:r>
-      <w:r>
-        <w:t xml:space="preserve">does not once reach 1.0.</w:t>
+        <w:t xml:space="preserve">This paper asks whether that ratio holds on other data. Across 1,679 people in six</w:t>
+      </w:r>
+      <w:r>
+        <w:t xml:space="preserve"> </w:t>
+      </w:r>
+      <w:r>
+        <w:t xml:space="preserve">trial cohorts it does not hold at a single value, and the reason is that the ratio</w:t>
+      </w:r>
+      <w:r>
+        <w:t xml:space="preserve"> </w:t>
+      </w:r>
+      <w:r>
+        <w:t xml:space="preserve">depends on how the estimate is constructed more than on which cohort is measured.</w:t>
+      </w:r>
+      <w:r>
+        <w:t xml:space="preserve"> </w:t>
+      </w:r>
+      <w:r>
+        <w:t xml:space="preserve">Holding the cohort fixed and varying the construction moves it from 0.30 to 1.12.</w:t>
+      </w:r>
+      <w:r>
+        <w:t xml:space="preserve"> </w:t>
+      </w:r>
+      <w:r>
+        <w:t xml:space="preserve">Running the original construction unchanged on the trial cohorts gives 0.72 to</w:t>
+      </w:r>
+      <w:r>
+        <w:t xml:space="preserve"> </w:t>
+      </w:r>
+      <w:r>
+        <w:t xml:space="preserve">1.12, with the open-loop cohort exceeding its entered settings at six hours.</w:t>
+      </w:r>
+    </w:p>
+    <w:p>
+      <w:pPr>
+        <w:pStyle w:val="BodyText"/>
+      </w:pPr>
+      <w:r>
+        <w:t xml:space="preserve">So the direction of the earlier finding is not universal and the magnitude is not</w:t>
+      </w:r>
+      <w:r>
+        <w:t xml:space="preserve"> </w:t>
+      </w:r>
+      <w:r>
+        <w:t xml:space="preserve">transferable. What is transferable is the caution: an observational sensitivity</w:t>
+      </w:r>
+      <w:r>
+        <w:t xml:space="preserve"> </w:t>
+      </w:r>
+      <w:r>
+        <w:t xml:space="preserve">estimate is a statement about a method as much as about a person, and two</w:t>
+      </w:r>
+      <w:r>
+        <w:t xml:space="preserve"> </w:t>
+      </w:r>
+      <w:r>
+        <w:t xml:space="preserve">defensible methods on the same records differ by more than threefold.</w:t>
       </w:r>
     </w:p>
     <w:bookmarkEnd w:id="9"/>
@@ -264,37 +284,503 @@
         <w:pStyle w:val="BodyText"/>
       </w:pPr>
       <w:r>
-        <w:t xml:space="preserve">Four constructions were used, differing in the decisions that turn out to matter.</w:t>
-      </w:r>
-      <w:r>
-        <w:t xml:space="preserve"> </w:t>
-      </w:r>
-      <w:r>
-        <w:t xml:space="preserve">Whether a correction is counted as a bolus alone or as anything delivered above</w:t>
-      </w:r>
-      <w:r>
-        <w:t xml:space="preserve"> </w:t>
-      </w:r>
-      <w:r>
-        <w:t xml:space="preserve">the programmed basal, which matters because 56% of Loop’s correcting insulin and</w:t>
-      </w:r>
-      <w:r>
-        <w:t xml:space="preserve"> </w:t>
-      </w:r>
-      <w:r>
-        <w:t xml:space="preserve">43% of PEDAP’s arrives as raised temporary basal. Whether the denominator is the</w:t>
-      </w:r>
-      <w:r>
-        <w:t xml:space="preserve"> </w:t>
-      </w:r>
-      <w:r>
-        <w:t xml:space="preserve">units given or the insulin action across the window. And whether episodes are</w:t>
-      </w:r>
-      <w:r>
-        <w:t xml:space="preserve"> </w:t>
-      </w:r>
-      <w:r>
-        <w:t xml:space="preserve">required to open with little insulin already on board.</w:t>
+        <w:t xml:space="preserve">The original construction is the fall over four hours divided by insulin on board</w:t>
+      </w:r>
+      <w:r>
+        <w:t xml:space="preserve"> </w:t>
+      </w:r>
+      <w:r>
+        <w:t xml:space="preserve">at the start, taken overnight, with carbohydrate screened by the shape of the trace</w:t>
+      </w:r>
+      <w:r>
+        <w:t xml:space="preserve"> </w:t>
+      </w:r>
+      <w:r>
+        <w:t xml:space="preserve">rather than from a log. Run unchanged on these cohorts it gives:</w:t>
+      </w:r>
+    </w:p>
+    <w:tbl>
+      <w:tblPr>
+        <w:tblStyle w:val="Table"/>
+        <w:tblW w:type="auto" w:w="0"/>
+        <w:tblLook w:firstRow="1" w:lastRow="0" w:firstColumn="0" w:lastColumn="0" w:noHBand="0" w:noVBand="0" w:val="0020"/>
+      </w:tblPr>
+      <w:tblGrid>
+        <w:gridCol w:w="1320"/>
+        <w:gridCol w:w="1320"/>
+        <w:gridCol w:w="1320"/>
+        <w:gridCol w:w="1320"/>
+        <w:gridCol w:w="1320"/>
+        <w:gridCol w:w="1320"/>
+      </w:tblGrid>
+      <w:tr>
+        <w:trPr>
+          <w:tblHeader w:val="on"/>
+        </w:trPr>
+        <w:tc>
+          <w:tcPr/>
+          <w:p>
+            <w:pPr>
+              <w:pStyle w:val="Compact"/>
+            </w:pPr>
+            <w:r>
+              <w:t xml:space="preserve">Cohort</w:t>
+            </w:r>
+          </w:p>
+        </w:tc>
+        <w:tc>
+          <w:tcPr/>
+          <w:p>
+            <w:pPr>
+              <w:pStyle w:val="Compact"/>
+            </w:pPr>
+            <w:r>
+              <w:t xml:space="preserve">4 h</w:t>
+            </w:r>
+          </w:p>
+        </w:tc>
+        <w:tc>
+          <w:tcPr/>
+          <w:p>
+            <w:pPr>
+              <w:pStyle w:val="Compact"/>
+            </w:pPr>
+            <w:r>
+              <w:t xml:space="preserve">6 h</w:t>
+            </w:r>
+          </w:p>
+        </w:tc>
+        <w:tc>
+          <w:tcPr/>
+          <w:p>
+            <w:pPr>
+              <w:pStyle w:val="Compact"/>
+            </w:pPr>
+            <w:r>
+              <w:t xml:space="preserve">Entered</w:t>
+            </w:r>
+          </w:p>
+        </w:tc>
+        <w:tc>
+          <w:tcPr/>
+          <w:p>
+            <w:pPr>
+              <w:pStyle w:val="Compact"/>
+            </w:pPr>
+            <w:r>
+              <w:t xml:space="preserve">Ratio at 4 h</w:t>
+            </w:r>
+          </w:p>
+        </w:tc>
+        <w:tc>
+          <w:tcPr/>
+          <w:p>
+            <w:pPr>
+              <w:pStyle w:val="Compact"/>
+            </w:pPr>
+            <w:r>
+              <w:t xml:space="preserve">Ratio at 6 h</w:t>
+            </w:r>
+          </w:p>
+        </w:tc>
+      </w:tr>
+      <w:tr>
+        <w:tc>
+          <w:tcPr/>
+          <w:p>
+            <w:pPr>
+              <w:pStyle w:val="Compact"/>
+            </w:pPr>
+            <w:r>
+              <w:t xml:space="preserve">REPLACE-BG</w:t>
+            </w:r>
+          </w:p>
+        </w:tc>
+        <w:tc>
+          <w:tcPr/>
+          <w:p>
+            <w:pPr>
+              <w:pStyle w:val="Compact"/>
+            </w:pPr>
+            <w:r>
+              <w:t xml:space="preserve">42.5</w:t>
+            </w:r>
+          </w:p>
+        </w:tc>
+        <w:tc>
+          <w:tcPr/>
+          <w:p>
+            <w:pPr>
+              <w:pStyle w:val="Compact"/>
+            </w:pPr>
+            <w:r>
+              <w:t xml:space="preserve">50.4</w:t>
+            </w:r>
+          </w:p>
+        </w:tc>
+        <w:tc>
+          <w:tcPr/>
+          <w:p>
+            <w:pPr>
+              <w:pStyle w:val="Compact"/>
+            </w:pPr>
+            <w:r>
+              <w:t xml:space="preserve">45.0</w:t>
+            </w:r>
+          </w:p>
+        </w:tc>
+        <w:tc>
+          <w:tcPr/>
+          <w:p>
+            <w:pPr>
+              <w:pStyle w:val="Compact"/>
+            </w:pPr>
+            <w:r>
+              <w:t xml:space="preserve">0.94</w:t>
+            </w:r>
+          </w:p>
+        </w:tc>
+        <w:tc>
+          <w:tcPr/>
+          <w:p>
+            <w:pPr>
+              <w:pStyle w:val="Compact"/>
+            </w:pPr>
+            <w:r>
+              <w:t xml:space="preserve">1.12</w:t>
+            </w:r>
+          </w:p>
+        </w:tc>
+      </w:tr>
+      <w:tr>
+        <w:tc>
+          <w:tcPr/>
+          <w:p>
+            <w:pPr>
+              <w:pStyle w:val="Compact"/>
+            </w:pPr>
+            <w:r>
+              <w:t xml:space="preserve">Loop</w:t>
+            </w:r>
+          </w:p>
+        </w:tc>
+        <w:tc>
+          <w:tcPr/>
+          <w:p>
+            <w:pPr>
+              <w:pStyle w:val="Compact"/>
+            </w:pPr>
+            <w:r>
+              <w:t xml:space="preserve">45.9</w:t>
+            </w:r>
+          </w:p>
+        </w:tc>
+        <w:tc>
+          <w:tcPr/>
+          <w:p>
+            <w:pPr>
+              <w:pStyle w:val="Compact"/>
+            </w:pPr>
+            <w:r>
+              <w:t xml:space="preserve">50.7</w:t>
+            </w:r>
+          </w:p>
+        </w:tc>
+        <w:tc>
+          <w:tcPr/>
+          <w:p>
+            <w:pPr>
+              <w:pStyle w:val="Compact"/>
+            </w:pPr>
+            <w:r>
+              <w:t xml:space="preserve">55.0</w:t>
+            </w:r>
+          </w:p>
+        </w:tc>
+        <w:tc>
+          <w:tcPr/>
+          <w:p>
+            <w:pPr>
+              <w:pStyle w:val="Compact"/>
+            </w:pPr>
+            <w:r>
+              <w:t xml:space="preserve">0.83</w:t>
+            </w:r>
+          </w:p>
+        </w:tc>
+        <w:tc>
+          <w:tcPr/>
+          <w:p>
+            <w:pPr>
+              <w:pStyle w:val="Compact"/>
+            </w:pPr>
+            <w:r>
+              <w:t xml:space="preserve">0.92</w:t>
+            </w:r>
+          </w:p>
+        </w:tc>
+      </w:tr>
+      <w:tr>
+        <w:tc>
+          <w:tcPr/>
+          <w:p>
+            <w:pPr>
+              <w:pStyle w:val="Compact"/>
+            </w:pPr>
+            <w:r>
+              <w:t xml:space="preserve">PEDAP</w:t>
+            </w:r>
+          </w:p>
+        </w:tc>
+        <w:tc>
+          <w:tcPr/>
+          <w:p>
+            <w:pPr>
+              <w:pStyle w:val="Compact"/>
+            </w:pPr>
+            <w:r>
+              <w:t xml:space="preserve">137.4</w:t>
+            </w:r>
+          </w:p>
+        </w:tc>
+        <w:tc>
+          <w:tcPr/>
+          <w:p>
+            <w:pPr>
+              <w:pStyle w:val="Compact"/>
+            </w:pPr>
+            <w:r>
+              <w:t xml:space="preserve">144.0</w:t>
+            </w:r>
+          </w:p>
+        </w:tc>
+        <w:tc>
+          <w:tcPr/>
+          <w:p>
+            <w:pPr>
+              <w:pStyle w:val="Compact"/>
+            </w:pPr>
+            <w:r>
+              <w:t xml:space="preserve">158.8</w:t>
+            </w:r>
+          </w:p>
+        </w:tc>
+        <w:tc>
+          <w:tcPr/>
+          <w:p>
+            <w:pPr>
+              <w:pStyle w:val="Compact"/>
+            </w:pPr>
+            <w:r>
+              <w:t xml:space="preserve">0.87</w:t>
+            </w:r>
+          </w:p>
+        </w:tc>
+        <w:tc>
+          <w:tcPr/>
+          <w:p>
+            <w:pPr>
+              <w:pStyle w:val="Compact"/>
+            </w:pPr>
+            <w:r>
+              <w:t xml:space="preserve">0.91</w:t>
+            </w:r>
+          </w:p>
+        </w:tc>
+      </w:tr>
+      <w:tr>
+        <w:tc>
+          <w:tcPr/>
+          <w:p>
+            <w:pPr>
+              <w:pStyle w:val="Compact"/>
+            </w:pPr>
+            <w:r>
+              <w:t xml:space="preserve">DCLP3</w:t>
+            </w:r>
+          </w:p>
+        </w:tc>
+        <w:tc>
+          <w:tcPr/>
+          <w:p>
+            <w:pPr>
+              <w:pStyle w:val="Compact"/>
+            </w:pPr>
+            <w:r>
+              <w:t xml:space="preserve">31.2</w:t>
+            </w:r>
+          </w:p>
+        </w:tc>
+        <w:tc>
+          <w:tcPr/>
+          <w:p>
+            <w:pPr>
+              <w:pStyle w:val="Compact"/>
+            </w:pPr>
+            <w:r>
+              <w:t xml:space="preserve">33.6</w:t>
+            </w:r>
+          </w:p>
+        </w:tc>
+        <w:tc>
+          <w:tcPr/>
+          <w:p>
+            <w:pPr>
+              <w:pStyle w:val="Compact"/>
+            </w:pPr>
+            <w:r>
+              <w:t xml:space="preserve">41.0</w:t>
+            </w:r>
+          </w:p>
+        </w:tc>
+        <w:tc>
+          <w:tcPr/>
+          <w:p>
+            <w:pPr>
+              <w:pStyle w:val="Compact"/>
+            </w:pPr>
+            <w:r>
+              <w:t xml:space="preserve">0.76</w:t>
+            </w:r>
+          </w:p>
+        </w:tc>
+        <w:tc>
+          <w:tcPr/>
+          <w:p>
+            <w:pPr>
+              <w:pStyle w:val="Compact"/>
+            </w:pPr>
+            <w:r>
+              <w:t xml:space="preserve">0.82</w:t>
+            </w:r>
+          </w:p>
+        </w:tc>
+      </w:tr>
+      <w:tr>
+        <w:tc>
+          <w:tcPr/>
+          <w:p>
+            <w:pPr>
+              <w:pStyle w:val="Compact"/>
+            </w:pPr>
+            <w:r>
+              <w:t xml:space="preserve">DCLP5</w:t>
+            </w:r>
+          </w:p>
+        </w:tc>
+        <w:tc>
+          <w:tcPr/>
+          <w:p>
+            <w:pPr>
+              <w:pStyle w:val="Compact"/>
+            </w:pPr>
+            <w:r>
+              <w:t xml:space="preserve">54.9</w:t>
+            </w:r>
+          </w:p>
+        </w:tc>
+        <w:tc>
+          <w:tcPr/>
+          <w:p>
+            <w:pPr>
+              <w:pStyle w:val="Compact"/>
+            </w:pPr>
+            <w:r>
+              <w:t xml:space="preserve">49.4</w:t>
+            </w:r>
+          </w:p>
+        </w:tc>
+        <w:tc>
+          <w:tcPr/>
+          <w:p>
+            <w:pPr>
+              <w:pStyle w:val="Compact"/>
+            </w:pPr>
+            <w:r>
+              <w:t xml:space="preserve">68.3</w:t>
+            </w:r>
+          </w:p>
+        </w:tc>
+        <w:tc>
+          <w:tcPr/>
+          <w:p>
+            <w:pPr>
+              <w:pStyle w:val="Compact"/>
+            </w:pPr>
+            <w:r>
+              <w:t xml:space="preserve">0.80</w:t>
+            </w:r>
+          </w:p>
+        </w:tc>
+        <w:tc>
+          <w:tcPr/>
+          <w:p>
+            <w:pPr>
+              <w:pStyle w:val="Compact"/>
+            </w:pPr>
+            <w:r>
+              <w:t xml:space="preserve">0.72</w:t>
+            </w:r>
+          </w:p>
+        </w:tc>
+      </w:tr>
+    </w:tbl>
+    <w:p>
+      <w:pPr>
+        <w:pStyle w:val="BodyText"/>
+      </w:pPr>
+      <w:r>
+        <w:t xml:space="preserve">That is 0.72 to 1.12, not 0.41, and the open-loop cohort exceeds its entered</w:t>
+      </w:r>
+      <w:r>
+        <w:t xml:space="preserve"> </w:t>
+      </w:r>
+      <w:r>
+        <w:t xml:space="preserve">settings once the horizon covers the insulin duration.</w:t>
+      </w:r>
+    </w:p>
+    <w:p>
+      <w:pPr>
+        <w:pStyle w:val="BodyText"/>
+      </w:pPr>
+      <w:r>
+        <w:t xml:space="preserve">Three other constructions were also run, differing in decisions that turn out to</w:t>
+      </w:r>
+      <w:r>
+        <w:t xml:space="preserve"> </w:t>
+      </w:r>
+      <w:r>
+        <w:t xml:space="preserve">matter as much as the cohort does. Whether a correction is counted as a bolus</w:t>
+      </w:r>
+      <w:r>
+        <w:t xml:space="preserve"> </w:t>
+      </w:r>
+      <w:r>
+        <w:t xml:space="preserve">alone or as anything delivered above the programmed basal, which matters because</w:t>
+      </w:r>
+      <w:r>
+        <w:t xml:space="preserve"> </w:t>
+      </w:r>
+      <w:r>
+        <w:t xml:space="preserve">56% of Loop’s correcting insulin and 43% of PEDAP’s arrives as raised temporary</w:t>
+      </w:r>
+      <w:r>
+        <w:t xml:space="preserve"> </w:t>
+      </w:r>
+      <w:r>
+        <w:t xml:space="preserve">basal. Whether the denominator is the units given, the insulin action across the</w:t>
+      </w:r>
+      <w:r>
+        <w:t xml:space="preserve"> </w:t>
+      </w:r>
+      <w:r>
+        <w:t xml:space="preserve">window, or insulin on board at the start alone. And whether episodes are required</w:t>
+      </w:r>
+      <w:r>
+        <w:t xml:space="preserve"> </w:t>
+      </w:r>
+      <w:r>
+        <w:t xml:space="preserve">to open with little insulin already on board.</w:t>
       </w:r>
     </w:p>
     <w:tbl>
@@ -342,7 +828,7 @@
               <w:pStyle w:val="Compact"/>
             </w:pPr>
             <w:r>
-              <w:t xml:space="preserve">Ratio, measured to entered</w:t>
+              <w:t xml:space="preserve">Ratio</w:t>
             </w:r>
           </w:p>
         </w:tc>
@@ -355,29 +841,29 @@
               <w:pStyle w:val="Compact"/>
             </w:pPr>
             <w:r>
-              <w:t xml:space="preserve">oref archive, loop-recorded insulin on board</w:t>
-            </w:r>
-          </w:p>
-        </w:tc>
-        <w:tc>
-          <w:tcPr/>
-          <w:p>
-            <w:pPr>
-              <w:pStyle w:val="Compact"/>
-            </w:pPr>
-            <w:r>
-              <w:t xml:space="preserve">1</w:t>
-            </w:r>
-          </w:p>
-        </w:tc>
-        <w:tc>
-          <w:tcPr/>
-          <w:p>
-            <w:pPr>
-              <w:pStyle w:val="Compact"/>
-            </w:pPr>
-            <w:r>
-              <w:t xml:space="preserve">0.41</w:t>
+              <w:t xml:space="preserve">Insulin on board at the start, 4 to 6 h</w:t>
+            </w:r>
+          </w:p>
+        </w:tc>
+        <w:tc>
+          <w:tcPr/>
+          <w:p>
+            <w:pPr>
+              <w:pStyle w:val="Compact"/>
+            </w:pPr>
+            <w:r>
+              <w:t xml:space="preserve">5</w:t>
+            </w:r>
+          </w:p>
+        </w:tc>
+        <w:tc>
+          <w:tcPr/>
+          <w:p>
+            <w:pPr>
+              <w:pStyle w:val="Compact"/>
+            </w:pPr>
+            <w:r>
+              <w:t xml:space="preserve">0.72 to 1.12</w:t>
             </w:r>
           </w:p>
         </w:tc>
@@ -425,7 +911,7 @@
               <w:pStyle w:val="Compact"/>
             </w:pPr>
             <w:r>
-              <w:t xml:space="preserve">Any route, insulin action</w:t>
+              <w:t xml:space="preserve">Any route, insulin action across the window</w:t>
             </w:r>
           </w:p>
         </w:tc>
@@ -487,25 +973,90 @@
           </w:p>
         </w:tc>
       </w:tr>
+      <w:tr>
+        <w:tc>
+          <w:tcPr/>
+          <w:p>
+            <w:pPr>
+              <w:pStyle w:val="Compact"/>
+            </w:pPr>
+            <w:r>
+              <w:t xml:space="preserve">oref archive, loop-recorded insulin on board</w:t>
+            </w:r>
+          </w:p>
+        </w:tc>
+        <w:tc>
+          <w:tcPr/>
+          <w:p>
+            <w:pPr>
+              <w:pStyle w:val="Compact"/>
+            </w:pPr>
+            <w:r>
+              <w:t xml:space="preserve">1</w:t>
+            </w:r>
+          </w:p>
+        </w:tc>
+        <w:tc>
+          <w:tcPr/>
+          <w:p>
+            <w:pPr>
+              <w:pStyle w:val="Compact"/>
+            </w:pPr>
+            <w:r>
+              <w:t xml:space="preserve">0.41</w:t>
+            </w:r>
+          </w:p>
+        </w:tc>
+      </w:tr>
     </w:tbl>
     <w:p>
       <w:pPr>
         <w:pStyle w:val="BodyText"/>
       </w:pPr>
       <w:r>
-        <w:t xml:space="preserve">The spread within a construction is as wide as the spread between them, so the</w:t>
-      </w:r>
-      <w:r>
-        <w:t xml:space="preserve"> </w:t>
-      </w:r>
-      <w:r>
-        <w:t xml:space="preserve">choices above move the answer by about a factor of two and the data cannot</w:t>
-      </w:r>
-      <w:r>
-        <w:t xml:space="preserve"> </w:t>
-      </w:r>
-      <w:r>
-        <w:t xml:space="preserve">adjudicate between them. What survives every choice is the sign.</w:t>
+        <w:t xml:space="preserve">The constructions bracket rather than agree, and they do so in an interpretable</w:t>
+      </w:r>
+      <w:r>
+        <w:t xml:space="preserve"> </w:t>
+      </w:r>
+      <w:r>
+        <w:t xml:space="preserve">direction. Dividing by insulin on board at the start ignores anything delivered</w:t>
+      </w:r>
+      <w:r>
+        <w:t xml:space="preserve"> </w:t>
+      </w:r>
+      <w:r>
+        <w:t xml:space="preserve">inside the window, which lowers glucose and enlarges the numerator without</w:t>
+      </w:r>
+      <w:r>
+        <w:t xml:space="preserve"> </w:t>
+      </w:r>
+      <w:r>
+        <w:t xml:space="preserve">appearing below the line, so that construction reads high and reads highest where</w:t>
+      </w:r>
+      <w:r>
+        <w:t xml:space="preserve"> </w:t>
+      </w:r>
+      <w:r>
+        <w:t xml:space="preserve">an algorithm is dosing throughout. Dividing by the action of all above-schedule</w:t>
+      </w:r>
+      <w:r>
+        <w:t xml:space="preserve"> </w:t>
+      </w:r>
+      <w:r>
+        <w:t xml:space="preserve">insulin counts insulin that was covering something else, so it reads low. The</w:t>
+      </w:r>
+      <w:r>
+        <w:t xml:space="preserve"> </w:t>
+      </w:r>
+      <w:r>
+        <w:t xml:space="preserve">honest statement is that the answer lies between them and this data does not place</w:t>
+      </w:r>
+      <w:r>
+        <w:t xml:space="preserve"> </w:t>
+      </w:r>
+      <w:r>
+        <w:t xml:space="preserve">it.</w:t>
       </w:r>
     </w:p>
     <w:bookmarkEnd w:id="11"/>
@@ -737,31 +1288,37 @@
         <w:t xml:space="preserve"> </w:t>
       </w:r>
       <w:r>
-        <w:t xml:space="preserve">sensitivity equation in current use, the finding is that the quantity being</w:t>
-      </w:r>
-      <w:r>
-        <w:t xml:space="preserve"> </w:t>
-      </w:r>
-      <w:r>
-        <w:t xml:space="preserve">derived is not the quantity a settings file encodes, and the difference is not</w:t>
-      </w:r>
-      <w:r>
-        <w:t xml:space="preserve"> </w:t>
-      </w:r>
-      <w:r>
-        <w:t xml:space="preserve">small, not confined to one cohort, one algorithm or one age group, and not removed</w:t>
-      </w:r>
-      <w:r>
-        <w:t xml:space="preserve"> </w:t>
-      </w:r>
-      <w:r>
-        <w:t xml:space="preserve">by restricting to overnight. An equation calibrated against observational</w:t>
-      </w:r>
-      <w:r>
-        <w:t xml:space="preserve"> </w:t>
-      </w:r>
-      <w:r>
-        <w:t xml:space="preserve">sensitivity inherits the bias.</w:t>
+        <w:t xml:space="preserve">sensitivity equation in current use, the finding is that the quantity being derived</w:t>
+      </w:r>
+      <w:r>
+        <w:t xml:space="preserve"> </w:t>
+      </w:r>
+      <w:r>
+        <w:t xml:space="preserve">is defined by the construction as much as by the person. Two defensible choices of</w:t>
+      </w:r>
+      <w:r>
+        <w:t xml:space="preserve"> </w:t>
+      </w:r>
+      <w:r>
+        <w:t xml:space="preserve">denominator on the same overnight records differ by more than threefold, and the</w:t>
+      </w:r>
+      <w:r>
+        <w:t xml:space="preserve"> </w:t>
+      </w:r>
+      <w:r>
+        <w:t xml:space="preserve">choice that ignores insulin delivered during the window reads highest exactly where</w:t>
+      </w:r>
+      <w:r>
+        <w:t xml:space="preserve"> </w:t>
+      </w:r>
+      <w:r>
+        <w:t xml:space="preserve">an algorithm is delivering it. An equation calibrated against one construction</w:t>
+      </w:r>
+      <w:r>
+        <w:t xml:space="preserve"> </w:t>
+      </w:r>
+      <w:r>
+        <w:t xml:space="preserve">inherits its bias and there is no way to read that bias off the published number.</w:t>
       </w:r>
     </w:p>
     <w:p>
@@ -775,19 +1332,57 @@
         <w:t xml:space="preserve"> </w:t>
       </w:r>
       <w:r>
-        <w:t xml:space="preserve">the ratio against entered settings alongside the estimate itself. Every</w:t>
-      </w:r>
-      <w:r>
-        <w:t xml:space="preserve"> </w:t>
-      </w:r>
-      <w:r>
-        <w:t xml:space="preserve">construction here looks defensible in isolation and they differ by a factor of</w:t>
-      </w:r>
-      <w:r>
-        <w:t xml:space="preserve"> </w:t>
-      </w:r>
-      <w:r>
-        <w:t xml:space="preserve">two, so the ratio is the diagnostic that makes them comparable.</w:t>
+        <w:t xml:space="preserve">the denominator in full and the ratio against entered settings alongside the</w:t>
+      </w:r>
+      <w:r>
+        <w:t xml:space="preserve"> </w:t>
+      </w:r>
+      <w:r>
+        <w:t xml:space="preserve">estimate. Every construction here looks defensible in isolation and they span 0.30</w:t>
+      </w:r>
+      <w:r>
+        <w:t xml:space="preserve"> </w:t>
+      </w:r>
+      <w:r>
+        <w:t xml:space="preserve">to 1.12, so neither the estimate nor the ratio means anything without the</w:t>
+      </w:r>
+      <w:r>
+        <w:t xml:space="preserve"> </w:t>
+      </w:r>
+      <w:r>
+        <w:t xml:space="preserve">construction attached.</w:t>
+      </w:r>
+    </w:p>
+    <w:p>
+      <w:pPr>
+        <w:pStyle w:val="BodyText"/>
+      </w:pPr>
+      <w:r>
+        <w:t xml:space="preserve">The remaining question is why the oref archive returns 0.41 under a construction</w:t>
+      </w:r>
+      <w:r>
+        <w:t xml:space="preserve"> </w:t>
+      </w:r>
+      <w:r>
+        <w:t xml:space="preserve">that returns 0.72 to 1.12 on trial data. That is now a question about those</w:t>
+      </w:r>
+      <w:r>
+        <w:t xml:space="preserve"> </w:t>
+      </w:r>
+      <w:r>
+        <w:t xml:space="preserve">records rather than about method, and one difference is not yet held fixed: the</w:t>
+      </w:r>
+      <w:r>
+        <w:t xml:space="preserve"> </w:t>
+      </w:r>
+      <w:r>
+        <w:t xml:space="preserve">oref figure came from fitting a constant over the square root of daily dose across</w:t>
+      </w:r>
+      <w:r>
+        <w:t xml:space="preserve"> </w:t>
+      </w:r>
+      <w:r>
+        <w:t xml:space="preserve">users, where these are medians of per-person ratios.</w:t>
       </w:r>
     </w:p>
     <w:bookmarkEnd w:id="14"/>

--- a/docs/Dynamic-ISF-7-Replication-2026-08-27.docx
+++ b/docs/Dynamic-ISF-7-Replication-2026-08-27.docx
@@ -1003,7 +1003,7 @@
               <w:pStyle w:val="Compact"/>
             </w:pPr>
             <w:r>
-              <w:t xml:space="preserve">0.41</w:t>
+              <w:t xml:space="preserve">0.60 (reported 0.41)</w:t>
             </w:r>
           </w:p>
         </w:tc>
@@ -1358,31 +1358,113 @@
         <w:pStyle w:val="BodyText"/>
       </w:pPr>
       <w:r>
-        <w:t xml:space="preserve">The remaining question is why the oref archive returns 0.41 under a construction</w:t>
-      </w:r>
-      <w:r>
-        <w:t xml:space="preserve"> </w:t>
-      </w:r>
-      <w:r>
-        <w:t xml:space="preserve">that returns 0.72 to 1.12 on trial data. That is now a question about those</w:t>
-      </w:r>
-      <w:r>
-        <w:t xml:space="preserve"> </w:t>
-      </w:r>
-      <w:r>
-        <w:t xml:space="preserve">records rather than about method, and one difference is not yet held fixed: the</w:t>
-      </w:r>
-      <w:r>
-        <w:t xml:space="preserve"> </w:t>
-      </w:r>
-      <w:r>
-        <w:t xml:space="preserve">oref figure came from fitting a constant over the square root of daily dose across</w:t>
-      </w:r>
-      <w:r>
-        <w:t xml:space="preserve"> </w:t>
-      </w:r>
-      <w:r>
-        <w:t xml:space="preserve">users, where these are medians of per-person ratios.</w:t>
+        <w:t xml:space="preserve">The oref archive’s 0.41 turns out to be mostly aggregation. Its two anchors were</w:t>
+      </w:r>
+      <w:r>
+        <w:t xml:space="preserve"> </w:t>
+      </w:r>
+      <w:r>
+        <w:t xml:space="preserve">fitted on different subsets, the measured constant on 114 people and the entered</w:t>
+      </w:r>
+      <w:r>
+        <w:t xml:space="preserve"> </w:t>
+      </w:r>
+      <w:r>
+        <w:t xml:space="preserve">constant on 138, and both were regression fits rather than medians. Matching person</w:t>
+      </w:r>
+      <w:r>
+        <w:t xml:space="preserve"> </w:t>
+      </w:r>
+      <w:r>
+        <w:t xml:space="preserve">by person across the same 112 records and taking medians gives 207 measured against</w:t>
+      </w:r>
+      <w:r>
+        <w:t xml:space="preserve"> </w:t>
+      </w:r>
+      <w:r>
+        <w:t xml:space="preserve">333 entered, a ratio of 0.62, and the median of per-person ratios agrees at 0.60</w:t>
+      </w:r>
+      <w:r>
+        <w:t xml:space="preserve"> </w:t>
+      </w:r>
+      <w:r>
+        <w:t xml:space="preserve">with quartiles of 0.50 to 0.81. As a Walsh-style constant those records give 1432</w:t>
+      </w:r>
+      <w:r>
+        <w:t xml:space="preserve"> </w:t>
+      </w:r>
+      <w:r>
+        <w:t xml:space="preserve">measured against 2219 entered, which sits inside the range the trial cohorts return</w:t>
+      </w:r>
+      <w:r>
+        <w:t xml:space="preserve"> </w:t>
+      </w:r>
+      <w:r>
+        <w:t xml:space="preserve">rather than below it.</w:t>
+      </w:r>
+    </w:p>
+    <w:p>
+      <w:pPr>
+        <w:pStyle w:val="BodyText"/>
+      </w:pPr>
+      <w:r>
+        <w:t xml:space="preserve">That leaves 0.60 on the oref archive against 0.72 to 1.12 on the trial cohorts</w:t>
+      </w:r>
+      <w:r>
+        <w:t xml:space="preserve"> </w:t>
+      </w:r>
+      <w:r>
+        <w:t xml:space="preserve">under the same construction, a real difference and a much smaller one. The two</w:t>
+      </w:r>
+      <w:r>
+        <w:t xml:space="preserve"> </w:t>
+      </w:r>
+      <w:r>
+        <w:t xml:space="preserve">remaining candidates are the cohorts, self-selected users of open-source systems</w:t>
+      </w:r>
+      <w:r>
+        <w:t xml:space="preserve"> </w:t>
+      </w:r>
+      <w:r>
+        <w:t xml:space="preserve">who have tuned their own settings over years against trial participants given</w:t>
+      </w:r>
+      <w:r>
+        <w:t xml:space="preserve"> </w:t>
+      </w:r>
+      <w:r>
+        <w:t xml:space="preserve">theirs, and the provenance of insulin on board, recorded by the loop in one case</w:t>
+      </w:r>
+      <w:r>
+        <w:t xml:space="preserve"> </w:t>
+      </w:r>
+      <w:r>
+        <w:t xml:space="preserve">and reconstructed in the other.</w:t>
+      </w:r>
+    </w:p>
+    <w:p>
+      <w:pPr>
+        <w:pStyle w:val="BodyText"/>
+      </w:pPr>
+      <w:r>
+        <w:t xml:space="preserve">The general point is worth more than either number. Moving between two defensible</w:t>
+      </w:r>
+      <w:r>
+        <w:t xml:space="preserve"> </w:t>
+      </w:r>
+      <w:r>
+        <w:t xml:space="preserve">aggregations of identical records shifted the ratio by half as much as moving</w:t>
+      </w:r>
+      <w:r>
+        <w:t xml:space="preserve"> </w:t>
+      </w:r>
+      <w:r>
+        <w:t xml:space="preserve">between two different datasets did. An aggregation choice can look like a finding,</w:t>
+      </w:r>
+      <w:r>
+        <w:t xml:space="preserve"> </w:t>
+      </w:r>
+      <w:r>
+        <w:t xml:space="preserve">and in this series it did for over a year.</w:t>
       </w:r>
     </w:p>
     <w:bookmarkEnd w:id="14"/>
